--- a/osm-sample-manager/docs/OSM-Sample-Manager-Guide.docx
+++ b/osm-sample-manager/docs/OSM-Sample-Manager-Guide.docx
@@ -233,7 +233,7 @@
               <w:rPr>
                 <w:rStyle w:val="OSMMono"/>
               </w:rPr>
-              <w:t>e658548</w:t>
+              <w:t>dfca4e1</w:t>
             </w:r>
             <w:r>
               <w:rPr>
@@ -245,7 +245,7 @@
               <w:rPr>
                 <w:rStyle w:val="OSMMono"/>
               </w:rPr>
-              <w:t>pr-001a-test-hardening</w:t>
+              <w:t>pr-001b-labkey-doc-harvest</w:t>
             </w:r>
           </w:p>
         </w:tc>
@@ -838,7 +838,7 @@
               <w:rPr>
                 <w:sz w:val="18"/>
               </w:rPr>
-              <w:t>22</w:t>
+              <w:t>46</w:t>
             </w:r>
           </w:p>
         </w:tc>
@@ -882,7 +882,7 @@
               <w:rPr>
                 <w:sz w:val="18"/>
               </w:rPr>
-              <w:t>native</w:t>
+              <w:t>partial</w:t>
             </w:r>
           </w:p>
         </w:tc>
@@ -924,7 +924,7 @@
               <w:rPr>
                 <w:sz w:val="18"/>
               </w:rPr>
-              <w:t>CE genuinely provides it</w:t>
+              <w:t>The server supports it, but the UI or an edition gate blocks it</w:t>
             </w:r>
           </w:p>
         </w:tc>
@@ -947,7 +947,7 @@
               <w:rPr>
                 <w:sz w:val="18"/>
               </w:rPr>
-              <w:t>partial</w:t>
+              <w:t>native</w:t>
             </w:r>
           </w:p>
         </w:tc>
@@ -968,7 +968,7 @@
               <w:rPr>
                 <w:sz w:val="18"/>
               </w:rPr>
-              <w:t>5</w:t>
+              <w:t>7</w:t>
             </w:r>
           </w:p>
         </w:tc>
@@ -989,7 +989,7 @@
               <w:rPr>
                 <w:sz w:val="18"/>
               </w:rPr>
-              <w:t>The server supports it, but the UI or an edition gate blocks it</w:t>
+              <w:t>CE genuinely provides it</w:t>
             </w:r>
           </w:p>
         </w:tc>
@@ -3466,7 +3466,7 @@
     <w:p/>
     <w:p>
       <w:r>
-        <w:t xml:space="preserve">At this revision the backlog holds 38 pull requests; 0 are </w:t>
+        <w:t xml:space="preserve">At this revision the backlog holds 54 pull requests; 0 are </w:t>
       </w:r>
       <w:r>
         <w:rPr>
@@ -3475,7 +3475,7 @@
         <w:t>done</w:t>
       </w:r>
       <w:r>
-        <w:t xml:space="preserve"> and 37 are </w:t>
+        <w:t xml:space="preserve"> and 53 are </w:t>
       </w:r>
       <w:r>
         <w:rPr>
@@ -5984,7 +5984,7 @@
               <w:rPr>
                 <w:sz w:val="18"/>
               </w:rPr>
-              <w:t>97</w:t>
+              <w:t>116</w:t>
             </w:r>
           </w:p>
         </w:tc>
@@ -6070,7 +6070,7 @@
               <w:rPr>
                 <w:sz w:val="18"/>
               </w:rPr>
-              <w:t>15</w:t>
+              <w:t>31</w:t>
             </w:r>
           </w:p>
         </w:tc>
@@ -6248,7 +6248,7 @@
               <w:rPr>
                 <w:sz w:val="18"/>
               </w:rPr>
-              <w:t>34</w:t>
+              <w:t>60</w:t>
             </w:r>
           </w:p>
         </w:tc>
@@ -6334,7 +6334,7 @@
               <w:rPr>
                 <w:sz w:val="18"/>
               </w:rPr>
-              <w:t>38</w:t>
+              <w:t>54</w:t>
             </w:r>
           </w:p>
         </w:tc>
@@ -6506,7 +6506,7 @@
               <w:rPr>
                 <w:sz w:val="18"/>
               </w:rPr>
-              <w:t>29</w:t>
+              <w:t>39</w:t>
             </w:r>
           </w:p>
         </w:tc>
@@ -6592,7 +6592,7 @@
               <w:rPr>
                 <w:sz w:val="18"/>
               </w:rPr>
-              <w:t>97</w:t>
+              <w:t>185</w:t>
             </w:r>
           </w:p>
         </w:tc>
@@ -6838,7 +6838,7 @@
               <w:rPr>
                 <w:sz w:val="18"/>
               </w:rPr>
-              <w:t>14</w:t>
+              <w:t>18</w:t>
             </w:r>
           </w:p>
         </w:tc>
@@ -6882,7 +6882,7 @@
               <w:rPr>
                 <w:sz w:val="18"/>
               </w:rPr>
-              <w:t>67</w:t>
+              <w:t>81</w:t>
             </w:r>
           </w:p>
         </w:tc>
@@ -6926,7 +6926,7 @@
               <w:rPr>
                 <w:sz w:val="18"/>
               </w:rPr>
-              <w:t>7</w:t>
+              <w:t>8</w:t>
             </w:r>
           </w:p>
         </w:tc>
@@ -19237,7 +19237,25 @@
     </w:p>
     <w:p>
       <w:r>
-        <w:t xml:space="preserve">Beyond the test suites, the project keeps a register of how each claim about the environment was actually checked. At this revision it holds 29 rows (29 </w:t>
+        <w:t xml:space="preserve">Beyond the test suites, the project keeps a register of how each claim about the environment was actually checked. At this revision it holds 39 rows (4 </w:t>
+      </w:r>
+      <w:r>
+        <w:rPr>
+          <w:rStyle w:val="OSMMono"/>
+        </w:rPr>
+        <w:t>fail</w:t>
+      </w:r>
+      <w:r>
+        <w:t xml:space="preserve">), (1 </w:t>
+      </w:r>
+      <w:r>
+        <w:rPr>
+          <w:rStyle w:val="OSMMono"/>
+        </w:rPr>
+        <w:t>partial</w:t>
+      </w:r>
+      <w:r>
+        <w:t xml:space="preserve">), (34 </w:t>
       </w:r>
       <w:r>
         <w:rPr>
@@ -24743,7 +24761,7 @@
               <w:rPr>
                 <w:rStyle w:val="OSMMono"/>
               </w:rPr>
-              <w:t>e658548891c85251247237bade75dfdef7090b56</w:t>
+              <w:t>dfca4e1671fa665ab57af39a61c808e250dc3abf</w:t>
             </w:r>
           </w:p>
         </w:tc>
@@ -24787,7 +24805,7 @@
               <w:rPr>
                 <w:rStyle w:val="OSMMono"/>
               </w:rPr>
-              <w:t>pr-001a-test-hardening</w:t>
+              <w:t>pr-001b-labkey-doc-harvest</w:t>
             </w:r>
           </w:p>
         </w:tc>
@@ -24875,7 +24893,7 @@
               <w:rPr>
                 <w:sz w:val="18"/>
               </w:rPr>
-              <w:t>97</w:t>
+              <w:t>116</w:t>
             </w:r>
           </w:p>
         </w:tc>
@@ -24919,7 +24937,7 @@
               <w:rPr>
                 <w:sz w:val="18"/>
               </w:rPr>
-              <w:t>15</w:t>
+              <w:t>31</w:t>
             </w:r>
           </w:p>
         </w:tc>
@@ -25007,7 +25025,7 @@
               <w:rPr>
                 <w:sz w:val="18"/>
               </w:rPr>
-              <w:t>34</w:t>
+              <w:t>60</w:t>
             </w:r>
           </w:p>
         </w:tc>
@@ -25051,7 +25069,7 @@
               <w:rPr>
                 <w:sz w:val="18"/>
               </w:rPr>
-              <w:t>29</w:t>
+              <w:t>39</w:t>
             </w:r>
           </w:p>
         </w:tc>
@@ -25095,7 +25113,7 @@
               <w:rPr>
                 <w:sz w:val="18"/>
               </w:rPr>
-              <w:t>97</w:t>
+              <w:t>185</w:t>
             </w:r>
           </w:p>
         </w:tc>
@@ -25139,7 +25157,7 @@
               <w:rPr>
                 <w:sz w:val="18"/>
               </w:rPr>
-              <w:t>38</w:t>
+              <w:t>54</w:t>
             </w:r>
           </w:p>
         </w:tc>
@@ -25195,7 +25213,7 @@
               <w:rPr>
                 <w:sz w:val="18"/>
               </w:rPr>
-              <w:t xml:space="preserve">, 37 </w:t>
+              <w:t xml:space="preserve">, 53 </w:t>
             </w:r>
             <w:r>
               <w:rPr>
@@ -26291,7 +26309,7 @@
               <w:rPr>
                 <w:sz w:val="18"/>
               </w:rPr>
-              <w:t>14</w:t>
+              <w:t>16</w:t>
             </w:r>
           </w:p>
         </w:tc>
@@ -26335,7 +26353,7 @@
               <w:rPr>
                 <w:sz w:val="18"/>
               </w:rPr>
-              <w:t>13</w:t>
+              <w:t>19</w:t>
             </w:r>
           </w:p>
         </w:tc>
@@ -26379,7 +26397,7 @@
               <w:rPr>
                 <w:sz w:val="18"/>
               </w:rPr>
-              <w:t>10</w:t>
+              <w:t>13</w:t>
             </w:r>
           </w:p>
         </w:tc>
@@ -26423,7 +26441,7 @@
               <w:rPr>
                 <w:sz w:val="18"/>
               </w:rPr>
-              <w:t>7</w:t>
+              <w:t>8</w:t>
             </w:r>
           </w:p>
         </w:tc>
@@ -26467,7 +26485,7 @@
               <w:rPr>
                 <w:sz w:val="18"/>
               </w:rPr>
-              <w:t>5</w:t>
+              <w:t>7</w:t>
             </w:r>
           </w:p>
         </w:tc>
@@ -26511,7 +26529,7 @@
               <w:rPr>
                 <w:sz w:val="18"/>
               </w:rPr>
-              <w:t>5</w:t>
+              <w:t>7</w:t>
             </w:r>
           </w:p>
         </w:tc>
@@ -26555,7 +26573,7 @@
               <w:rPr>
                 <w:sz w:val="18"/>
               </w:rPr>
-              <w:t>16</w:t>
+              <w:t>19</w:t>
             </w:r>
           </w:p>
         </w:tc>
@@ -31651,6 +31669,2054 @@
           </w:p>
         </w:tc>
       </w:tr>
+      <w:tr>
+        <w:tc>
+          <w:tcPr>
+            <w:tcW w:type="dxa" w:w="1008"/>
+          </w:tcPr>
+          <w:p>
+            <w:pPr>
+              <w:spacing w:before="20" w:after="20"/>
+            </w:pPr>
+            <w:r>
+              <w:rPr>
+                <w:sz w:val="18"/>
+              </w:rPr>
+            </w:r>
+            <w:r>
+              <w:rPr>
+                <w:sz w:val="18"/>
+              </w:rPr>
+              <w:t>PR-039</w:t>
+            </w:r>
+          </w:p>
+        </w:tc>
+        <w:tc>
+          <w:tcPr>
+            <w:tcW w:type="dxa" w:w="576"/>
+          </w:tcPr>
+          <w:p>
+            <w:pPr>
+              <w:spacing w:before="20" w:after="20"/>
+            </w:pPr>
+            <w:r>
+              <w:rPr>
+                <w:sz w:val="18"/>
+              </w:rPr>
+            </w:r>
+            <w:r>
+              <w:rPr>
+                <w:sz w:val="18"/>
+              </w:rPr>
+              <w:t>I0</w:t>
+            </w:r>
+          </w:p>
+        </w:tc>
+        <w:tc>
+          <w:tcPr>
+            <w:tcW w:type="dxa" w:w="648"/>
+          </w:tcPr>
+          <w:p>
+            <w:pPr>
+              <w:spacing w:before="20" w:after="20"/>
+            </w:pPr>
+            <w:r>
+              <w:rPr>
+                <w:sz w:val="18"/>
+              </w:rPr>
+            </w:r>
+            <w:r>
+              <w:rPr>
+                <w:sz w:val="18"/>
+              </w:rPr>
+              <w:t>S</w:t>
+            </w:r>
+          </w:p>
+        </w:tc>
+        <w:tc>
+          <w:tcPr>
+            <w:tcW w:type="dxa" w:w="4104"/>
+          </w:tcPr>
+          <w:p>
+            <w:pPr>
+              <w:spacing w:before="20" w:after="20"/>
+            </w:pPr>
+            <w:r>
+              <w:rPr>
+                <w:sz w:val="18"/>
+              </w:rPr>
+            </w:r>
+            <w:r>
+              <w:rPr>
+                <w:sz w:val="18"/>
+              </w:rPr>
+              <w:t>Verify the LabKey 26.x claims this survey could not confirm</w:t>
+            </w:r>
+          </w:p>
+        </w:tc>
+        <w:tc>
+          <w:tcPr>
+            <w:tcW w:type="dxa" w:w="1440"/>
+          </w:tcPr>
+          <w:p>
+            <w:pPr>
+              <w:spacing w:before="20" w:after="20"/>
+            </w:pPr>
+            <w:r>
+              <w:rPr>
+                <w:sz w:val="18"/>
+              </w:rPr>
+            </w:r>
+            <w:r>
+              <w:rPr>
+                <w:sz w:val="18"/>
+              </w:rPr>
+              <w:t>PR-001</w:t>
+            </w:r>
+          </w:p>
+        </w:tc>
+        <w:tc>
+          <w:tcPr>
+            <w:tcW w:type="dxa" w:w="936"/>
+          </w:tcPr>
+          <w:p>
+            <w:pPr>
+              <w:spacing w:before="20" w:after="20"/>
+            </w:pPr>
+            <w:r>
+              <w:rPr>
+                <w:sz w:val="18"/>
+              </w:rPr>
+            </w:r>
+            <w:r>
+              <w:rPr>
+                <w:sz w:val="18"/>
+              </w:rPr>
+              <w:t>todo</w:t>
+            </w:r>
+          </w:p>
+        </w:tc>
+      </w:tr>
+      <w:tr>
+        <w:tc>
+          <w:tcPr>
+            <w:tcW w:type="dxa" w:w="1008"/>
+          </w:tcPr>
+          <w:p>
+            <w:pPr>
+              <w:spacing w:before="20" w:after="20"/>
+            </w:pPr>
+            <w:r>
+              <w:rPr>
+                <w:sz w:val="18"/>
+              </w:rPr>
+            </w:r>
+            <w:r>
+              <w:rPr>
+                <w:sz w:val="18"/>
+              </w:rPr>
+              <w:t>PR-040</w:t>
+            </w:r>
+          </w:p>
+        </w:tc>
+        <w:tc>
+          <w:tcPr>
+            <w:tcW w:type="dxa" w:w="576"/>
+          </w:tcPr>
+          <w:p>
+            <w:pPr>
+              <w:spacing w:before="20" w:after="20"/>
+            </w:pPr>
+            <w:r>
+              <w:rPr>
+                <w:sz w:val="18"/>
+              </w:rPr>
+            </w:r>
+            <w:r>
+              <w:rPr>
+                <w:sz w:val="18"/>
+              </w:rPr>
+              <w:t>I0</w:t>
+            </w:r>
+          </w:p>
+        </w:tc>
+        <w:tc>
+          <w:tcPr>
+            <w:tcW w:type="dxa" w:w="648"/>
+          </w:tcPr>
+          <w:p>
+            <w:pPr>
+              <w:spacing w:before="20" w:after="20"/>
+            </w:pPr>
+            <w:r>
+              <w:rPr>
+                <w:sz w:val="18"/>
+              </w:rPr>
+            </w:r>
+            <w:r>
+              <w:rPr>
+                <w:sz w:val="18"/>
+              </w:rPr>
+              <w:t>S</w:t>
+            </w:r>
+          </w:p>
+        </w:tc>
+        <w:tc>
+          <w:tcPr>
+            <w:tcW w:type="dxa" w:w="4104"/>
+          </w:tcPr>
+          <w:p>
+            <w:pPr>
+              <w:spacing w:before="20" w:after="20"/>
+            </w:pPr>
+            <w:r>
+              <w:rPr>
+                <w:sz w:val="18"/>
+              </w:rPr>
+            </w:r>
+            <w:r>
+              <w:rPr>
+                <w:sz w:val="18"/>
+              </w:rPr>
+              <w:t>Reason for change on every mutation</w:t>
+            </w:r>
+          </w:p>
+        </w:tc>
+        <w:tc>
+          <w:tcPr>
+            <w:tcW w:type="dxa" w:w="1440"/>
+          </w:tcPr>
+          <w:p>
+            <w:pPr>
+              <w:spacing w:before="20" w:after="20"/>
+            </w:pPr>
+            <w:r>
+              <w:rPr>
+                <w:sz w:val="18"/>
+              </w:rPr>
+            </w:r>
+            <w:r>
+              <w:rPr>
+                <w:sz w:val="18"/>
+              </w:rPr>
+              <w:t>PR-004</w:t>
+            </w:r>
+          </w:p>
+        </w:tc>
+        <w:tc>
+          <w:tcPr>
+            <w:tcW w:type="dxa" w:w="936"/>
+          </w:tcPr>
+          <w:p>
+            <w:pPr>
+              <w:spacing w:before="20" w:after="20"/>
+            </w:pPr>
+            <w:r>
+              <w:rPr>
+                <w:sz w:val="18"/>
+              </w:rPr>
+            </w:r>
+            <w:r>
+              <w:rPr>
+                <w:sz w:val="18"/>
+              </w:rPr>
+              <w:t>todo</w:t>
+            </w:r>
+          </w:p>
+        </w:tc>
+      </w:tr>
+      <w:tr>
+        <w:tc>
+          <w:tcPr>
+            <w:tcW w:type="dxa" w:w="1008"/>
+          </w:tcPr>
+          <w:p>
+            <w:pPr>
+              <w:spacing w:before="20" w:after="20"/>
+            </w:pPr>
+            <w:r>
+              <w:rPr>
+                <w:sz w:val="18"/>
+              </w:rPr>
+            </w:r>
+            <w:r>
+              <w:rPr>
+                <w:sz w:val="18"/>
+              </w:rPr>
+              <w:t>PR-041</w:t>
+            </w:r>
+          </w:p>
+        </w:tc>
+        <w:tc>
+          <w:tcPr>
+            <w:tcW w:type="dxa" w:w="576"/>
+          </w:tcPr>
+          <w:p>
+            <w:pPr>
+              <w:spacing w:before="20" w:after="20"/>
+            </w:pPr>
+            <w:r>
+              <w:rPr>
+                <w:sz w:val="18"/>
+              </w:rPr>
+            </w:r>
+            <w:r>
+              <w:rPr>
+                <w:sz w:val="18"/>
+              </w:rPr>
+              <w:t>I0</w:t>
+            </w:r>
+          </w:p>
+        </w:tc>
+        <w:tc>
+          <w:tcPr>
+            <w:tcW w:type="dxa" w:w="648"/>
+          </w:tcPr>
+          <w:p>
+            <w:pPr>
+              <w:spacing w:before="20" w:after="20"/>
+            </w:pPr>
+            <w:r>
+              <w:rPr>
+                <w:sz w:val="18"/>
+              </w:rPr>
+            </w:r>
+            <w:r>
+              <w:rPr>
+                <w:sz w:val="18"/>
+              </w:rPr>
+              <w:t>S</w:t>
+            </w:r>
+          </w:p>
+        </w:tc>
+        <w:tc>
+          <w:tcPr>
+            <w:tcW w:type="dxa" w:w="4104"/>
+          </w:tcPr>
+          <w:p>
+            <w:pPr>
+              <w:spacing w:before="20" w:after="20"/>
+            </w:pPr>
+            <w:r>
+              <w:rPr>
+                <w:sz w:val="18"/>
+              </w:rPr>
+            </w:r>
+            <w:r>
+              <w:rPr>
+                <w:sz w:val="18"/>
+              </w:rPr>
+              <w:t>Design authority separate from edit authority</w:t>
+            </w:r>
+          </w:p>
+        </w:tc>
+        <w:tc>
+          <w:tcPr>
+            <w:tcW w:type="dxa" w:w="1440"/>
+          </w:tcPr>
+          <w:p>
+            <w:pPr>
+              <w:spacing w:before="20" w:after="20"/>
+            </w:pPr>
+            <w:r>
+              <w:rPr>
+                <w:sz w:val="18"/>
+              </w:rPr>
+            </w:r>
+            <w:r>
+              <w:rPr>
+                <w:sz w:val="18"/>
+              </w:rPr>
+              <w:t>PR-006</w:t>
+            </w:r>
+          </w:p>
+        </w:tc>
+        <w:tc>
+          <w:tcPr>
+            <w:tcW w:type="dxa" w:w="936"/>
+          </w:tcPr>
+          <w:p>
+            <w:pPr>
+              <w:spacing w:before="20" w:after="20"/>
+            </w:pPr>
+            <w:r>
+              <w:rPr>
+                <w:sz w:val="18"/>
+              </w:rPr>
+            </w:r>
+            <w:r>
+              <w:rPr>
+                <w:sz w:val="18"/>
+              </w:rPr>
+              <w:t>todo</w:t>
+            </w:r>
+          </w:p>
+        </w:tc>
+      </w:tr>
+      <w:tr>
+        <w:tc>
+          <w:tcPr>
+            <w:tcW w:type="dxa" w:w="1008"/>
+          </w:tcPr>
+          <w:p>
+            <w:pPr>
+              <w:spacing w:before="20" w:after="20"/>
+            </w:pPr>
+            <w:r>
+              <w:rPr>
+                <w:sz w:val="18"/>
+              </w:rPr>
+            </w:r>
+            <w:r>
+              <w:rPr>
+                <w:sz w:val="18"/>
+              </w:rPr>
+              <w:t>PR-042</w:t>
+            </w:r>
+          </w:p>
+        </w:tc>
+        <w:tc>
+          <w:tcPr>
+            <w:tcW w:type="dxa" w:w="576"/>
+          </w:tcPr>
+          <w:p>
+            <w:pPr>
+              <w:spacing w:before="20" w:after="20"/>
+            </w:pPr>
+            <w:r>
+              <w:rPr>
+                <w:sz w:val="18"/>
+              </w:rPr>
+            </w:r>
+            <w:r>
+              <w:rPr>
+                <w:sz w:val="18"/>
+              </w:rPr>
+              <w:t>I1</w:t>
+            </w:r>
+          </w:p>
+        </w:tc>
+        <w:tc>
+          <w:tcPr>
+            <w:tcW w:type="dxa" w:w="648"/>
+          </w:tcPr>
+          <w:p>
+            <w:pPr>
+              <w:spacing w:before="20" w:after="20"/>
+            </w:pPr>
+            <w:r>
+              <w:rPr>
+                <w:sz w:val="18"/>
+              </w:rPr>
+            </w:r>
+            <w:r>
+              <w:rPr>
+                <w:sz w:val="18"/>
+              </w:rPr>
+              <w:t>S</w:t>
+            </w:r>
+          </w:p>
+        </w:tc>
+        <w:tc>
+          <w:tcPr>
+            <w:tcW w:type="dxa" w:w="4104"/>
+          </w:tcPr>
+          <w:p>
+            <w:pPr>
+              <w:spacing w:before="20" w:after="20"/>
+            </w:pPr>
+            <w:r>
+              <w:rPr>
+                <w:sz w:val="18"/>
+              </w:rPr>
+            </w:r>
+            <w:r>
+              <w:rPr>
+                <w:sz w:val="18"/>
+              </w:rPr>
+              <w:t>Aliquot field inheritance policy</w:t>
+            </w:r>
+          </w:p>
+        </w:tc>
+        <w:tc>
+          <w:tcPr>
+            <w:tcW w:type="dxa" w:w="1440"/>
+          </w:tcPr>
+          <w:p>
+            <w:pPr>
+              <w:spacing w:before="20" w:after="20"/>
+            </w:pPr>
+            <w:r>
+              <w:rPr>
+                <w:sz w:val="18"/>
+              </w:rPr>
+            </w:r>
+            <w:r>
+              <w:rPr>
+                <w:sz w:val="18"/>
+              </w:rPr>
+              <w:t>PR-013</w:t>
+            </w:r>
+          </w:p>
+        </w:tc>
+        <w:tc>
+          <w:tcPr>
+            <w:tcW w:type="dxa" w:w="936"/>
+          </w:tcPr>
+          <w:p>
+            <w:pPr>
+              <w:spacing w:before="20" w:after="20"/>
+            </w:pPr>
+            <w:r>
+              <w:rPr>
+                <w:sz w:val="18"/>
+              </w:rPr>
+            </w:r>
+            <w:r>
+              <w:rPr>
+                <w:sz w:val="18"/>
+              </w:rPr>
+              <w:t>todo</w:t>
+            </w:r>
+          </w:p>
+        </w:tc>
+      </w:tr>
+      <w:tr>
+        <w:tc>
+          <w:tcPr>
+            <w:tcW w:type="dxa" w:w="1008"/>
+          </w:tcPr>
+          <w:p>
+            <w:pPr>
+              <w:spacing w:before="20" w:after="20"/>
+            </w:pPr>
+            <w:r>
+              <w:rPr>
+                <w:sz w:val="18"/>
+              </w:rPr>
+            </w:r>
+            <w:r>
+              <w:rPr>
+                <w:sz w:val="18"/>
+              </w:rPr>
+              <w:t>PR-043</w:t>
+            </w:r>
+          </w:p>
+        </w:tc>
+        <w:tc>
+          <w:tcPr>
+            <w:tcW w:type="dxa" w:w="576"/>
+          </w:tcPr>
+          <w:p>
+            <w:pPr>
+              <w:spacing w:before="20" w:after="20"/>
+            </w:pPr>
+            <w:r>
+              <w:rPr>
+                <w:sz w:val="18"/>
+              </w:rPr>
+            </w:r>
+            <w:r>
+              <w:rPr>
+                <w:sz w:val="18"/>
+              </w:rPr>
+              <w:t>I1</w:t>
+            </w:r>
+          </w:p>
+        </w:tc>
+        <w:tc>
+          <w:tcPr>
+            <w:tcW w:type="dxa" w:w="648"/>
+          </w:tcPr>
+          <w:p>
+            <w:pPr>
+              <w:spacing w:before="20" w:after="20"/>
+            </w:pPr>
+            <w:r>
+              <w:rPr>
+                <w:sz w:val="18"/>
+              </w:rPr>
+            </w:r>
+            <w:r>
+              <w:rPr>
+                <w:sz w:val="18"/>
+              </w:rPr>
+              <w:t>S</w:t>
+            </w:r>
+          </w:p>
+        </w:tc>
+        <w:tc>
+          <w:tcPr>
+            <w:tcW w:type="dxa" w:w="4104"/>
+          </w:tcPr>
+          <w:p>
+            <w:pPr>
+              <w:spacing w:before="20" w:after="20"/>
+            </w:pPr>
+            <w:r>
+              <w:rPr>
+                <w:sz w:val="18"/>
+              </w:rPr>
+            </w:r>
+            <w:r>
+              <w:rPr>
+                <w:sz w:val="18"/>
+              </w:rPr>
+              <w:t>Sample expiry dates and expiring-inventory reporting</w:t>
+            </w:r>
+          </w:p>
+        </w:tc>
+        <w:tc>
+          <w:tcPr>
+            <w:tcW w:type="dxa" w:w="1440"/>
+          </w:tcPr>
+          <w:p>
+            <w:pPr>
+              <w:spacing w:before="20" w:after="20"/>
+            </w:pPr>
+            <w:r>
+              <w:rPr>
+                <w:sz w:val="18"/>
+              </w:rPr>
+            </w:r>
+            <w:r>
+              <w:rPr>
+                <w:sz w:val="18"/>
+              </w:rPr>
+              <w:t>PR-011</w:t>
+            </w:r>
+          </w:p>
+        </w:tc>
+        <w:tc>
+          <w:tcPr>
+            <w:tcW w:type="dxa" w:w="936"/>
+          </w:tcPr>
+          <w:p>
+            <w:pPr>
+              <w:spacing w:before="20" w:after="20"/>
+            </w:pPr>
+            <w:r>
+              <w:rPr>
+                <w:sz w:val="18"/>
+              </w:rPr>
+            </w:r>
+            <w:r>
+              <w:rPr>
+                <w:sz w:val="18"/>
+              </w:rPr>
+              <w:t>todo</w:t>
+            </w:r>
+          </w:p>
+        </w:tc>
+      </w:tr>
+      <w:tr>
+        <w:tc>
+          <w:tcPr>
+            <w:tcW w:type="dxa" w:w="1008"/>
+          </w:tcPr>
+          <w:p>
+            <w:pPr>
+              <w:spacing w:before="20" w:after="20"/>
+            </w:pPr>
+            <w:r>
+              <w:rPr>
+                <w:sz w:val="18"/>
+              </w:rPr>
+            </w:r>
+            <w:r>
+              <w:rPr>
+                <w:sz w:val="18"/>
+              </w:rPr>
+              <w:t>PR-044</w:t>
+            </w:r>
+          </w:p>
+        </w:tc>
+        <w:tc>
+          <w:tcPr>
+            <w:tcW w:type="dxa" w:w="576"/>
+          </w:tcPr>
+          <w:p>
+            <w:pPr>
+              <w:spacing w:before="20" w:after="20"/>
+            </w:pPr>
+            <w:r>
+              <w:rPr>
+                <w:sz w:val="18"/>
+              </w:rPr>
+            </w:r>
+            <w:r>
+              <w:rPr>
+                <w:sz w:val="18"/>
+              </w:rPr>
+              <w:t>I1</w:t>
+            </w:r>
+          </w:p>
+        </w:tc>
+        <w:tc>
+          <w:tcPr>
+            <w:tcW w:type="dxa" w:w="648"/>
+          </w:tcPr>
+          <w:p>
+            <w:pPr>
+              <w:spacing w:before="20" w:after="20"/>
+            </w:pPr>
+            <w:r>
+              <w:rPr>
+                <w:sz w:val="18"/>
+              </w:rPr>
+            </w:r>
+            <w:r>
+              <w:rPr>
+                <w:sz w:val="18"/>
+              </w:rPr>
+              <w:t>S</w:t>
+            </w:r>
+          </w:p>
+        </w:tc>
+        <w:tc>
+          <w:tcPr>
+            <w:tcW w:type="dxa" w:w="4104"/>
+          </w:tcPr>
+          <w:p>
+            <w:pPr>
+              <w:spacing w:before="20" w:after="20"/>
+            </w:pPr>
+            <w:r>
+              <w:rPr>
+                <w:sz w:val="18"/>
+              </w:rPr>
+            </w:r>
+            <w:r>
+              <w:rPr>
+                <w:sz w:val="18"/>
+              </w:rPr>
+              <w:t>Identifying fields</w:t>
+            </w:r>
+          </w:p>
+        </w:tc>
+        <w:tc>
+          <w:tcPr>
+            <w:tcW w:type="dxa" w:w="1440"/>
+          </w:tcPr>
+          <w:p>
+            <w:pPr>
+              <w:spacing w:before="20" w:after="20"/>
+            </w:pPr>
+            <w:r>
+              <w:rPr>
+                <w:sz w:val="18"/>
+              </w:rPr>
+            </w:r>
+            <w:r>
+              <w:rPr>
+                <w:sz w:val="18"/>
+              </w:rPr>
+              <w:t>PR-009</w:t>
+            </w:r>
+          </w:p>
+        </w:tc>
+        <w:tc>
+          <w:tcPr>
+            <w:tcW w:type="dxa" w:w="936"/>
+          </w:tcPr>
+          <w:p>
+            <w:pPr>
+              <w:spacing w:before="20" w:after="20"/>
+            </w:pPr>
+            <w:r>
+              <w:rPr>
+                <w:sz w:val="18"/>
+              </w:rPr>
+            </w:r>
+            <w:r>
+              <w:rPr>
+                <w:sz w:val="18"/>
+              </w:rPr>
+              <w:t>todo</w:t>
+            </w:r>
+          </w:p>
+        </w:tc>
+      </w:tr>
+      <w:tr>
+        <w:tc>
+          <w:tcPr>
+            <w:tcW w:type="dxa" w:w="1008"/>
+          </w:tcPr>
+          <w:p>
+            <w:pPr>
+              <w:spacing w:before="20" w:after="20"/>
+            </w:pPr>
+            <w:r>
+              <w:rPr>
+                <w:sz w:val="18"/>
+              </w:rPr>
+            </w:r>
+            <w:r>
+              <w:rPr>
+                <w:sz w:val="18"/>
+              </w:rPr>
+              <w:t>PR-045</w:t>
+            </w:r>
+          </w:p>
+        </w:tc>
+        <w:tc>
+          <w:tcPr>
+            <w:tcW w:type="dxa" w:w="576"/>
+          </w:tcPr>
+          <w:p>
+            <w:pPr>
+              <w:spacing w:before="20" w:after="20"/>
+            </w:pPr>
+            <w:r>
+              <w:rPr>
+                <w:sz w:val="18"/>
+              </w:rPr>
+            </w:r>
+            <w:r>
+              <w:rPr>
+                <w:sz w:val="18"/>
+              </w:rPr>
+              <w:t>I1</w:t>
+            </w:r>
+          </w:p>
+        </w:tc>
+        <w:tc>
+          <w:tcPr>
+            <w:tcW w:type="dxa" w:w="648"/>
+          </w:tcPr>
+          <w:p>
+            <w:pPr>
+              <w:spacing w:before="20" w:after="20"/>
+            </w:pPr>
+            <w:r>
+              <w:rPr>
+                <w:sz w:val="18"/>
+              </w:rPr>
+            </w:r>
+            <w:r>
+              <w:rPr>
+                <w:sz w:val="18"/>
+              </w:rPr>
+              <w:t>XS</w:t>
+            </w:r>
+          </w:p>
+        </w:tc>
+        <w:tc>
+          <w:tcPr>
+            <w:tcW w:type="dxa" w:w="4104"/>
+          </w:tcPr>
+          <w:p>
+            <w:pPr>
+              <w:spacing w:before="20" w:after="20"/>
+            </w:pPr>
+            <w:r>
+              <w:rPr>
+                <w:sz w:val="18"/>
+              </w:rPr>
+            </w:r>
+            <w:r>
+              <w:rPr>
+                <w:sz w:val="18"/>
+              </w:rPr>
+              <w:t>Amount and unit pairing invariants</w:t>
+            </w:r>
+          </w:p>
+        </w:tc>
+        <w:tc>
+          <w:tcPr>
+            <w:tcW w:type="dxa" w:w="1440"/>
+          </w:tcPr>
+          <w:p>
+            <w:pPr>
+              <w:spacing w:before="20" w:after="20"/>
+            </w:pPr>
+            <w:r>
+              <w:rPr>
+                <w:sz w:val="18"/>
+              </w:rPr>
+            </w:r>
+            <w:r>
+              <w:rPr>
+                <w:sz w:val="18"/>
+              </w:rPr>
+              <w:t>PR-011</w:t>
+            </w:r>
+          </w:p>
+        </w:tc>
+        <w:tc>
+          <w:tcPr>
+            <w:tcW w:type="dxa" w:w="936"/>
+          </w:tcPr>
+          <w:p>
+            <w:pPr>
+              <w:spacing w:before="20" w:after="20"/>
+            </w:pPr>
+            <w:r>
+              <w:rPr>
+                <w:sz w:val="18"/>
+              </w:rPr>
+            </w:r>
+            <w:r>
+              <w:rPr>
+                <w:sz w:val="18"/>
+              </w:rPr>
+              <w:t>todo</w:t>
+            </w:r>
+          </w:p>
+        </w:tc>
+      </w:tr>
+      <w:tr>
+        <w:tc>
+          <w:tcPr>
+            <w:tcW w:type="dxa" w:w="1008"/>
+          </w:tcPr>
+          <w:p>
+            <w:pPr>
+              <w:spacing w:before="20" w:after="20"/>
+            </w:pPr>
+            <w:r>
+              <w:rPr>
+                <w:sz w:val="18"/>
+              </w:rPr>
+            </w:r>
+            <w:r>
+              <w:rPr>
+                <w:sz w:val="18"/>
+              </w:rPr>
+              <w:t>PR-046</w:t>
+            </w:r>
+          </w:p>
+        </w:tc>
+        <w:tc>
+          <w:tcPr>
+            <w:tcW w:type="dxa" w:w="576"/>
+          </w:tcPr>
+          <w:p>
+            <w:pPr>
+              <w:spacing w:before="20" w:after="20"/>
+            </w:pPr>
+            <w:r>
+              <w:rPr>
+                <w:sz w:val="18"/>
+              </w:rPr>
+            </w:r>
+            <w:r>
+              <w:rPr>
+                <w:sz w:val="18"/>
+              </w:rPr>
+              <w:t>I1</w:t>
+            </w:r>
+          </w:p>
+        </w:tc>
+        <w:tc>
+          <w:tcPr>
+            <w:tcW w:type="dxa" w:w="648"/>
+          </w:tcPr>
+          <w:p>
+            <w:pPr>
+              <w:spacing w:before="20" w:after="20"/>
+            </w:pPr>
+            <w:r>
+              <w:rPr>
+                <w:sz w:val="18"/>
+              </w:rPr>
+            </w:r>
+            <w:r>
+              <w:rPr>
+                <w:sz w:val="18"/>
+              </w:rPr>
+              <w:t>XS</w:t>
+            </w:r>
+          </w:p>
+        </w:tc>
+        <w:tc>
+          <w:tcPr>
+            <w:tcW w:type="dxa" w:w="4104"/>
+          </w:tcPr>
+          <w:p>
+            <w:pPr>
+              <w:spacing w:before="20" w:after="20"/>
+            </w:pPr>
+            <w:r>
+              <w:rPr>
+                <w:sz w:val="18"/>
+              </w:rPr>
+            </w:r>
+            <w:r>
+              <w:rPr>
+                <w:sz w:val="18"/>
+              </w:rPr>
+              <w:t>Required lineage relationships</w:t>
+            </w:r>
+          </w:p>
+        </w:tc>
+        <w:tc>
+          <w:tcPr>
+            <w:tcW w:type="dxa" w:w="1440"/>
+          </w:tcPr>
+          <w:p>
+            <w:pPr>
+              <w:spacing w:before="20" w:after="20"/>
+            </w:pPr>
+            <w:r>
+              <w:rPr>
+                <w:sz w:val="18"/>
+              </w:rPr>
+            </w:r>
+            <w:r>
+              <w:rPr>
+                <w:sz w:val="18"/>
+              </w:rPr>
+              <w:t>PR-013</w:t>
+            </w:r>
+          </w:p>
+        </w:tc>
+        <w:tc>
+          <w:tcPr>
+            <w:tcW w:type="dxa" w:w="936"/>
+          </w:tcPr>
+          <w:p>
+            <w:pPr>
+              <w:spacing w:before="20" w:after="20"/>
+            </w:pPr>
+            <w:r>
+              <w:rPr>
+                <w:sz w:val="18"/>
+              </w:rPr>
+            </w:r>
+            <w:r>
+              <w:rPr>
+                <w:sz w:val="18"/>
+              </w:rPr>
+              <w:t>todo</w:t>
+            </w:r>
+          </w:p>
+        </w:tc>
+      </w:tr>
+      <w:tr>
+        <w:tc>
+          <w:tcPr>
+            <w:tcW w:type="dxa" w:w="1008"/>
+          </w:tcPr>
+          <w:p>
+            <w:pPr>
+              <w:spacing w:before="20" w:after="20"/>
+            </w:pPr>
+            <w:r>
+              <w:rPr>
+                <w:sz w:val="18"/>
+              </w:rPr>
+            </w:r>
+            <w:r>
+              <w:rPr>
+                <w:sz w:val="18"/>
+              </w:rPr>
+              <w:t>PR-047</w:t>
+            </w:r>
+          </w:p>
+        </w:tc>
+        <w:tc>
+          <w:tcPr>
+            <w:tcW w:type="dxa" w:w="576"/>
+          </w:tcPr>
+          <w:p>
+            <w:pPr>
+              <w:spacing w:before="20" w:after="20"/>
+            </w:pPr>
+            <w:r>
+              <w:rPr>
+                <w:sz w:val="18"/>
+              </w:rPr>
+            </w:r>
+            <w:r>
+              <w:rPr>
+                <w:sz w:val="18"/>
+              </w:rPr>
+              <w:t>I1</w:t>
+            </w:r>
+          </w:p>
+        </w:tc>
+        <w:tc>
+          <w:tcPr>
+            <w:tcW w:type="dxa" w:w="648"/>
+          </w:tcPr>
+          <w:p>
+            <w:pPr>
+              <w:spacing w:before="20" w:after="20"/>
+            </w:pPr>
+            <w:r>
+              <w:rPr>
+                <w:sz w:val="18"/>
+              </w:rPr>
+            </w:r>
+            <w:r>
+              <w:rPr>
+                <w:sz w:val="18"/>
+              </w:rPr>
+              <w:t>S</w:t>
+            </w:r>
+          </w:p>
+        </w:tc>
+        <w:tc>
+          <w:tcPr>
+            <w:tcW w:type="dxa" w:w="4104"/>
+          </w:tcPr>
+          <w:p>
+            <w:pPr>
+              <w:spacing w:before="20" w:after="20"/>
+            </w:pPr>
+            <w:r>
+              <w:rPr>
+                <w:sz w:val="18"/>
+              </w:rPr>
+            </w:r>
+            <w:r>
+              <w:rPr>
+                <w:sz w:val="18"/>
+              </w:rPr>
+              <w:t>Archive instead of delete for types, designs and templates</w:t>
+            </w:r>
+          </w:p>
+        </w:tc>
+        <w:tc>
+          <w:tcPr>
+            <w:tcW w:type="dxa" w:w="1440"/>
+          </w:tcPr>
+          <w:p>
+            <w:pPr>
+              <w:spacing w:before="20" w:after="20"/>
+            </w:pPr>
+            <w:r>
+              <w:rPr>
+                <w:sz w:val="18"/>
+              </w:rPr>
+            </w:r>
+            <w:r>
+              <w:rPr>
+                <w:sz w:val="18"/>
+              </w:rPr>
+              <w:t>PR-009</w:t>
+            </w:r>
+          </w:p>
+        </w:tc>
+        <w:tc>
+          <w:tcPr>
+            <w:tcW w:type="dxa" w:w="936"/>
+          </w:tcPr>
+          <w:p>
+            <w:pPr>
+              <w:spacing w:before="20" w:after="20"/>
+            </w:pPr>
+            <w:r>
+              <w:rPr>
+                <w:sz w:val="18"/>
+              </w:rPr>
+            </w:r>
+            <w:r>
+              <w:rPr>
+                <w:sz w:val="18"/>
+              </w:rPr>
+              <w:t>todo</w:t>
+            </w:r>
+          </w:p>
+        </w:tc>
+      </w:tr>
+      <w:tr>
+        <w:tc>
+          <w:tcPr>
+            <w:tcW w:type="dxa" w:w="1008"/>
+          </w:tcPr>
+          <w:p>
+            <w:pPr>
+              <w:spacing w:before="20" w:after="20"/>
+            </w:pPr>
+            <w:r>
+              <w:rPr>
+                <w:sz w:val="18"/>
+              </w:rPr>
+            </w:r>
+            <w:r>
+              <w:rPr>
+                <w:sz w:val="18"/>
+              </w:rPr>
+              <w:t>PR-048</w:t>
+            </w:r>
+          </w:p>
+        </w:tc>
+        <w:tc>
+          <w:tcPr>
+            <w:tcW w:type="dxa" w:w="576"/>
+          </w:tcPr>
+          <w:p>
+            <w:pPr>
+              <w:spacing w:before="20" w:after="20"/>
+            </w:pPr>
+            <w:r>
+              <w:rPr>
+                <w:sz w:val="18"/>
+              </w:rPr>
+            </w:r>
+            <w:r>
+              <w:rPr>
+                <w:sz w:val="18"/>
+              </w:rPr>
+              <w:t>I2</w:t>
+            </w:r>
+          </w:p>
+        </w:tc>
+        <w:tc>
+          <w:tcPr>
+            <w:tcW w:type="dxa" w:w="648"/>
+          </w:tcPr>
+          <w:p>
+            <w:pPr>
+              <w:spacing w:before="20" w:after="20"/>
+            </w:pPr>
+            <w:r>
+              <w:rPr>
+                <w:sz w:val="18"/>
+              </w:rPr>
+            </w:r>
+            <w:r>
+              <w:rPr>
+                <w:sz w:val="18"/>
+              </w:rPr>
+              <w:t>S</w:t>
+            </w:r>
+          </w:p>
+        </w:tc>
+        <w:tc>
+          <w:tcPr>
+            <w:tcW w:type="dxa" w:w="4104"/>
+          </w:tcPr>
+          <w:p>
+            <w:pPr>
+              <w:spacing w:before="20" w:after="20"/>
+            </w:pPr>
+            <w:r>
+              <w:rPr>
+                <w:sz w:val="18"/>
+              </w:rPr>
+            </w:r>
+            <w:r>
+              <w:rPr>
+                <w:sz w:val="18"/>
+              </w:rPr>
+              <w:t>Check-out state as a queryable sample attribute</w:t>
+            </w:r>
+          </w:p>
+        </w:tc>
+        <w:tc>
+          <w:tcPr>
+            <w:tcW w:type="dxa" w:w="1440"/>
+          </w:tcPr>
+          <w:p>
+            <w:pPr>
+              <w:spacing w:before="20" w:after="20"/>
+            </w:pPr>
+            <w:r>
+              <w:rPr>
+                <w:sz w:val="18"/>
+              </w:rPr>
+            </w:r>
+            <w:r>
+              <w:rPr>
+                <w:sz w:val="18"/>
+              </w:rPr>
+              <w:t>PR-017</w:t>
+            </w:r>
+          </w:p>
+        </w:tc>
+        <w:tc>
+          <w:tcPr>
+            <w:tcW w:type="dxa" w:w="936"/>
+          </w:tcPr>
+          <w:p>
+            <w:pPr>
+              <w:spacing w:before="20" w:after="20"/>
+            </w:pPr>
+            <w:r>
+              <w:rPr>
+                <w:sz w:val="18"/>
+              </w:rPr>
+            </w:r>
+            <w:r>
+              <w:rPr>
+                <w:sz w:val="18"/>
+              </w:rPr>
+              <w:t>todo</w:t>
+            </w:r>
+          </w:p>
+        </w:tc>
+      </w:tr>
+      <w:tr>
+        <w:tc>
+          <w:tcPr>
+            <w:tcW w:type="dxa" w:w="1008"/>
+          </w:tcPr>
+          <w:p>
+            <w:pPr>
+              <w:spacing w:before="20" w:after="20"/>
+            </w:pPr>
+            <w:r>
+              <w:rPr>
+                <w:sz w:val="18"/>
+              </w:rPr>
+            </w:r>
+            <w:r>
+              <w:rPr>
+                <w:sz w:val="18"/>
+              </w:rPr>
+              <w:t>PR-049</w:t>
+            </w:r>
+          </w:p>
+        </w:tc>
+        <w:tc>
+          <w:tcPr>
+            <w:tcW w:type="dxa" w:w="576"/>
+          </w:tcPr>
+          <w:p>
+            <w:pPr>
+              <w:spacing w:before="20" w:after="20"/>
+            </w:pPr>
+            <w:r>
+              <w:rPr>
+                <w:sz w:val="18"/>
+              </w:rPr>
+            </w:r>
+            <w:r>
+              <w:rPr>
+                <w:sz w:val="18"/>
+              </w:rPr>
+              <w:t>I2</w:t>
+            </w:r>
+          </w:p>
+        </w:tc>
+        <w:tc>
+          <w:tcPr>
+            <w:tcW w:type="dxa" w:w="648"/>
+          </w:tcPr>
+          <w:p>
+            <w:pPr>
+              <w:spacing w:before="20" w:after="20"/>
+            </w:pPr>
+            <w:r>
+              <w:rPr>
+                <w:sz w:val="18"/>
+              </w:rPr>
+            </w:r>
+            <w:r>
+              <w:rPr>
+                <w:sz w:val="18"/>
+              </w:rPr>
+              <w:t>S</w:t>
+            </w:r>
+          </w:p>
+        </w:tc>
+        <w:tc>
+          <w:tcPr>
+            <w:tcW w:type="dxa" w:w="4104"/>
+          </w:tcPr>
+          <w:p>
+            <w:pPr>
+              <w:spacing w:before="20" w:after="20"/>
+            </w:pPr>
+            <w:r>
+              <w:rPr>
+                <w:sz w:val="18"/>
+              </w:rPr>
+            </w:r>
+            <w:r>
+              <w:rPr>
+                <w:sz w:val="18"/>
+              </w:rPr>
+              <w:t>Storage unit barcodes and 50 by 50 box geometry</w:t>
+            </w:r>
+          </w:p>
+        </w:tc>
+        <w:tc>
+          <w:tcPr>
+            <w:tcW w:type="dxa" w:w="1440"/>
+          </w:tcPr>
+          <w:p>
+            <w:pPr>
+              <w:spacing w:before="20" w:after="20"/>
+            </w:pPr>
+            <w:r>
+              <w:rPr>
+                <w:sz w:val="18"/>
+              </w:rPr>
+            </w:r>
+            <w:r>
+              <w:rPr>
+                <w:sz w:val="18"/>
+              </w:rPr>
+              <w:t>PR-019</w:t>
+            </w:r>
+          </w:p>
+        </w:tc>
+        <w:tc>
+          <w:tcPr>
+            <w:tcW w:type="dxa" w:w="936"/>
+          </w:tcPr>
+          <w:p>
+            <w:pPr>
+              <w:spacing w:before="20" w:after="20"/>
+            </w:pPr>
+            <w:r>
+              <w:rPr>
+                <w:sz w:val="18"/>
+              </w:rPr>
+            </w:r>
+            <w:r>
+              <w:rPr>
+                <w:sz w:val="18"/>
+              </w:rPr>
+              <w:t>todo</w:t>
+            </w:r>
+          </w:p>
+        </w:tc>
+      </w:tr>
+      <w:tr>
+        <w:tc>
+          <w:tcPr>
+            <w:tcW w:type="dxa" w:w="1008"/>
+          </w:tcPr>
+          <w:p>
+            <w:pPr>
+              <w:spacing w:before="20" w:after="20"/>
+            </w:pPr>
+            <w:r>
+              <w:rPr>
+                <w:sz w:val="18"/>
+              </w:rPr>
+            </w:r>
+            <w:r>
+              <w:rPr>
+                <w:sz w:val="18"/>
+              </w:rPr>
+              <w:t>PR-050</w:t>
+            </w:r>
+          </w:p>
+        </w:tc>
+        <w:tc>
+          <w:tcPr>
+            <w:tcW w:type="dxa" w:w="576"/>
+          </w:tcPr>
+          <w:p>
+            <w:pPr>
+              <w:spacing w:before="20" w:after="20"/>
+            </w:pPr>
+            <w:r>
+              <w:rPr>
+                <w:sz w:val="18"/>
+              </w:rPr>
+            </w:r>
+            <w:r>
+              <w:rPr>
+                <w:sz w:val="18"/>
+              </w:rPr>
+              <w:t>I3</w:t>
+            </w:r>
+          </w:p>
+        </w:tc>
+        <w:tc>
+          <w:tcPr>
+            <w:tcW w:type="dxa" w:w="648"/>
+          </w:tcPr>
+          <w:p>
+            <w:pPr>
+              <w:spacing w:before="20" w:after="20"/>
+            </w:pPr>
+            <w:r>
+              <w:rPr>
+                <w:sz w:val="18"/>
+              </w:rPr>
+            </w:r>
+            <w:r>
+              <w:rPr>
+                <w:sz w:val="18"/>
+              </w:rPr>
+              <w:t>M</w:t>
+            </w:r>
+          </w:p>
+        </w:tc>
+        <w:tc>
+          <w:tcPr>
+            <w:tcW w:type="dxa" w:w="4104"/>
+          </w:tcPr>
+          <w:p>
+            <w:pPr>
+              <w:spacing w:before="20" w:after="20"/>
+            </w:pPr>
+            <w:r>
+              <w:rPr>
+                <w:sz w:val="18"/>
+              </w:rPr>
+            </w:r>
+            <w:r>
+              <w:rPr>
+                <w:sz w:val="18"/>
+              </w:rPr>
+              <w:t>Storage and lineage operations as workflow tasks</w:t>
+            </w:r>
+          </w:p>
+        </w:tc>
+        <w:tc>
+          <w:tcPr>
+            <w:tcW w:type="dxa" w:w="1440"/>
+          </w:tcPr>
+          <w:p>
+            <w:pPr>
+              <w:spacing w:before="20" w:after="20"/>
+            </w:pPr>
+            <w:r>
+              <w:rPr>
+                <w:sz w:val="18"/>
+              </w:rPr>
+            </w:r>
+            <w:r>
+              <w:rPr>
+                <w:sz w:val="18"/>
+              </w:rPr>
+              <w:t>PR-022</w:t>
+            </w:r>
+          </w:p>
+        </w:tc>
+        <w:tc>
+          <w:tcPr>
+            <w:tcW w:type="dxa" w:w="936"/>
+          </w:tcPr>
+          <w:p>
+            <w:pPr>
+              <w:spacing w:before="20" w:after="20"/>
+            </w:pPr>
+            <w:r>
+              <w:rPr>
+                <w:sz w:val="18"/>
+              </w:rPr>
+            </w:r>
+            <w:r>
+              <w:rPr>
+                <w:sz w:val="18"/>
+              </w:rPr>
+              <w:t>todo</w:t>
+            </w:r>
+          </w:p>
+        </w:tc>
+      </w:tr>
+      <w:tr>
+        <w:tc>
+          <w:tcPr>
+            <w:tcW w:type="dxa" w:w="1008"/>
+          </w:tcPr>
+          <w:p>
+            <w:pPr>
+              <w:spacing w:before="20" w:after="20"/>
+            </w:pPr>
+            <w:r>
+              <w:rPr>
+                <w:sz w:val="18"/>
+              </w:rPr>
+            </w:r>
+            <w:r>
+              <w:rPr>
+                <w:sz w:val="18"/>
+              </w:rPr>
+              <w:t>PR-051</w:t>
+            </w:r>
+          </w:p>
+        </w:tc>
+        <w:tc>
+          <w:tcPr>
+            <w:tcW w:type="dxa" w:w="576"/>
+          </w:tcPr>
+          <w:p>
+            <w:pPr>
+              <w:spacing w:before="20" w:after="20"/>
+            </w:pPr>
+            <w:r>
+              <w:rPr>
+                <w:sz w:val="18"/>
+              </w:rPr>
+            </w:r>
+            <w:r>
+              <w:rPr>
+                <w:sz w:val="18"/>
+              </w:rPr>
+              <w:t>I4</w:t>
+            </w:r>
+          </w:p>
+        </w:tc>
+        <w:tc>
+          <w:tcPr>
+            <w:tcW w:type="dxa" w:w="648"/>
+          </w:tcPr>
+          <w:p>
+            <w:pPr>
+              <w:spacing w:before="20" w:after="20"/>
+            </w:pPr>
+            <w:r>
+              <w:rPr>
+                <w:sz w:val="18"/>
+              </w:rPr>
+            </w:r>
+            <w:r>
+              <w:rPr>
+                <w:sz w:val="18"/>
+              </w:rPr>
+              <w:t>M</w:t>
+            </w:r>
+          </w:p>
+        </w:tc>
+        <w:tc>
+          <w:tcPr>
+            <w:tcW w:type="dxa" w:w="4104"/>
+          </w:tcPr>
+          <w:p>
+            <w:pPr>
+              <w:spacing w:before="20" w:after="20"/>
+            </w:pPr>
+            <w:r>
+              <w:rPr>
+                <w:sz w:val="18"/>
+              </w:rPr>
+            </w:r>
+            <w:r>
+              <w:rPr>
+                <w:sz w:val="18"/>
+              </w:rPr>
+              <w:t>ELN recall, return for changes and review timeline</w:t>
+            </w:r>
+          </w:p>
+        </w:tc>
+        <w:tc>
+          <w:tcPr>
+            <w:tcW w:type="dxa" w:w="1440"/>
+          </w:tcPr>
+          <w:p>
+            <w:pPr>
+              <w:spacing w:before="20" w:after="20"/>
+            </w:pPr>
+            <w:r>
+              <w:rPr>
+                <w:sz w:val="18"/>
+              </w:rPr>
+            </w:r>
+            <w:r>
+              <w:rPr>
+                <w:sz w:val="18"/>
+              </w:rPr>
+              <w:t>PR-025</w:t>
+            </w:r>
+          </w:p>
+        </w:tc>
+        <w:tc>
+          <w:tcPr>
+            <w:tcW w:type="dxa" w:w="936"/>
+          </w:tcPr>
+          <w:p>
+            <w:pPr>
+              <w:spacing w:before="20" w:after="20"/>
+            </w:pPr>
+            <w:r>
+              <w:rPr>
+                <w:sz w:val="18"/>
+              </w:rPr>
+            </w:r>
+            <w:r>
+              <w:rPr>
+                <w:sz w:val="18"/>
+              </w:rPr>
+              <w:t>todo</w:t>
+            </w:r>
+          </w:p>
+        </w:tc>
+      </w:tr>
+      <w:tr>
+        <w:tc>
+          <w:tcPr>
+            <w:tcW w:type="dxa" w:w="1008"/>
+          </w:tcPr>
+          <w:p>
+            <w:pPr>
+              <w:spacing w:before="20" w:after="20"/>
+            </w:pPr>
+            <w:r>
+              <w:rPr>
+                <w:sz w:val="18"/>
+              </w:rPr>
+            </w:r>
+            <w:r>
+              <w:rPr>
+                <w:sz w:val="18"/>
+              </w:rPr>
+              <w:t>PR-052</w:t>
+            </w:r>
+          </w:p>
+        </w:tc>
+        <w:tc>
+          <w:tcPr>
+            <w:tcW w:type="dxa" w:w="576"/>
+          </w:tcPr>
+          <w:p>
+            <w:pPr>
+              <w:spacing w:before="20" w:after="20"/>
+            </w:pPr>
+            <w:r>
+              <w:rPr>
+                <w:sz w:val="18"/>
+              </w:rPr>
+            </w:r>
+            <w:r>
+              <w:rPr>
+                <w:sz w:val="18"/>
+              </w:rPr>
+              <w:t>I4</w:t>
+            </w:r>
+          </w:p>
+        </w:tc>
+        <w:tc>
+          <w:tcPr>
+            <w:tcW w:type="dxa" w:w="648"/>
+          </w:tcPr>
+          <w:p>
+            <w:pPr>
+              <w:spacing w:before="20" w:after="20"/>
+            </w:pPr>
+            <w:r>
+              <w:rPr>
+                <w:sz w:val="18"/>
+              </w:rPr>
+            </w:r>
+            <w:r>
+              <w:rPr>
+                <w:sz w:val="18"/>
+              </w:rPr>
+              <w:t>S</w:t>
+            </w:r>
+          </w:p>
+        </w:tc>
+        <w:tc>
+          <w:tcPr>
+            <w:tcW w:type="dxa" w:w="4104"/>
+          </w:tcPr>
+          <w:p>
+            <w:pPr>
+              <w:spacing w:before="20" w:after="20"/>
+            </w:pPr>
+            <w:r>
+              <w:rPr>
+                <w:sz w:val="18"/>
+              </w:rPr>
+            </w:r>
+            <w:r>
+              <w:rPr>
+                <w:sz w:val="18"/>
+              </w:rPr>
+              <w:t>Configurable signature attestation</w:t>
+            </w:r>
+          </w:p>
+        </w:tc>
+        <w:tc>
+          <w:tcPr>
+            <w:tcW w:type="dxa" w:w="1440"/>
+          </w:tcPr>
+          <w:p>
+            <w:pPr>
+              <w:spacing w:before="20" w:after="20"/>
+            </w:pPr>
+            <w:r>
+              <w:rPr>
+                <w:sz w:val="18"/>
+              </w:rPr>
+            </w:r>
+            <w:r>
+              <w:rPr>
+                <w:sz w:val="18"/>
+              </w:rPr>
+              <w:t>PR-026</w:t>
+            </w:r>
+          </w:p>
+        </w:tc>
+        <w:tc>
+          <w:tcPr>
+            <w:tcW w:type="dxa" w:w="936"/>
+          </w:tcPr>
+          <w:p>
+            <w:pPr>
+              <w:spacing w:before="20" w:after="20"/>
+            </w:pPr>
+            <w:r>
+              <w:rPr>
+                <w:sz w:val="18"/>
+              </w:rPr>
+            </w:r>
+            <w:r>
+              <w:rPr>
+                <w:sz w:val="18"/>
+              </w:rPr>
+              <w:t>todo</w:t>
+            </w:r>
+          </w:p>
+        </w:tc>
+      </w:tr>
+      <w:tr>
+        <w:tc>
+          <w:tcPr>
+            <w:tcW w:type="dxa" w:w="1008"/>
+          </w:tcPr>
+          <w:p>
+            <w:pPr>
+              <w:spacing w:before="20" w:after="20"/>
+            </w:pPr>
+            <w:r>
+              <w:rPr>
+                <w:sz w:val="18"/>
+              </w:rPr>
+            </w:r>
+            <w:r>
+              <w:rPr>
+                <w:sz w:val="18"/>
+              </w:rPr>
+              <w:t>PR-053</w:t>
+            </w:r>
+          </w:p>
+        </w:tc>
+        <w:tc>
+          <w:tcPr>
+            <w:tcW w:type="dxa" w:w="576"/>
+          </w:tcPr>
+          <w:p>
+            <w:pPr>
+              <w:spacing w:before="20" w:after="20"/>
+            </w:pPr>
+            <w:r>
+              <w:rPr>
+                <w:sz w:val="18"/>
+              </w:rPr>
+            </w:r>
+            <w:r>
+              <w:rPr>
+                <w:sz w:val="18"/>
+              </w:rPr>
+              <w:t>I5</w:t>
+            </w:r>
+          </w:p>
+        </w:tc>
+        <w:tc>
+          <w:tcPr>
+            <w:tcW w:type="dxa" w:w="648"/>
+          </w:tcPr>
+          <w:p>
+            <w:pPr>
+              <w:spacing w:before="20" w:after="20"/>
+            </w:pPr>
+            <w:r>
+              <w:rPr>
+                <w:sz w:val="18"/>
+              </w:rPr>
+            </w:r>
+            <w:r>
+              <w:rPr>
+                <w:sz w:val="18"/>
+              </w:rPr>
+              <w:t>S</w:t>
+            </w:r>
+          </w:p>
+        </w:tc>
+        <w:tc>
+          <w:tcPr>
+            <w:tcW w:type="dxa" w:w="4104"/>
+          </w:tcPr>
+          <w:p>
+            <w:pPr>
+              <w:spacing w:before="20" w:after="20"/>
+            </w:pPr>
+            <w:r>
+              <w:rPr>
+                <w:sz w:val="18"/>
+              </w:rPr>
+            </w:r>
+            <w:r>
+              <w:rPr>
+                <w:sz w:val="18"/>
+              </w:rPr>
+              <w:t>Restricted-node rendering in lineage and timeline</w:t>
+            </w:r>
+          </w:p>
+        </w:tc>
+        <w:tc>
+          <w:tcPr>
+            <w:tcW w:type="dxa" w:w="1440"/>
+          </w:tcPr>
+          <w:p>
+            <w:pPr>
+              <w:spacing w:before="20" w:after="20"/>
+            </w:pPr>
+            <w:r>
+              <w:rPr>
+                <w:sz w:val="18"/>
+              </w:rPr>
+            </w:r>
+            <w:r>
+              <w:rPr>
+                <w:sz w:val="18"/>
+              </w:rPr>
+              <w:t>PR-029</w:t>
+            </w:r>
+          </w:p>
+        </w:tc>
+        <w:tc>
+          <w:tcPr>
+            <w:tcW w:type="dxa" w:w="936"/>
+          </w:tcPr>
+          <w:p>
+            <w:pPr>
+              <w:spacing w:before="20" w:after="20"/>
+            </w:pPr>
+            <w:r>
+              <w:rPr>
+                <w:sz w:val="18"/>
+              </w:rPr>
+            </w:r>
+            <w:r>
+              <w:rPr>
+                <w:sz w:val="18"/>
+              </w:rPr>
+              <w:t>todo</w:t>
+            </w:r>
+          </w:p>
+        </w:tc>
+      </w:tr>
+      <w:tr>
+        <w:tc>
+          <w:tcPr>
+            <w:tcW w:type="dxa" w:w="1008"/>
+          </w:tcPr>
+          <w:p>
+            <w:pPr>
+              <w:spacing w:before="20" w:after="20"/>
+            </w:pPr>
+            <w:r>
+              <w:rPr>
+                <w:sz w:val="18"/>
+              </w:rPr>
+            </w:r>
+            <w:r>
+              <w:rPr>
+                <w:sz w:val="18"/>
+              </w:rPr>
+              <w:t>PR-054</w:t>
+            </w:r>
+          </w:p>
+        </w:tc>
+        <w:tc>
+          <w:tcPr>
+            <w:tcW w:type="dxa" w:w="576"/>
+          </w:tcPr>
+          <w:p>
+            <w:pPr>
+              <w:spacing w:before="20" w:after="20"/>
+            </w:pPr>
+            <w:r>
+              <w:rPr>
+                <w:sz w:val="18"/>
+              </w:rPr>
+            </w:r>
+            <w:r>
+              <w:rPr>
+                <w:sz w:val="18"/>
+              </w:rPr>
+              <w:t>I6</w:t>
+            </w:r>
+          </w:p>
+        </w:tc>
+        <w:tc>
+          <w:tcPr>
+            <w:tcW w:type="dxa" w:w="648"/>
+          </w:tcPr>
+          <w:p>
+            <w:pPr>
+              <w:spacing w:before="20" w:after="20"/>
+            </w:pPr>
+            <w:r>
+              <w:rPr>
+                <w:sz w:val="18"/>
+              </w:rPr>
+            </w:r>
+            <w:r>
+              <w:rPr>
+                <w:sz w:val="18"/>
+              </w:rPr>
+              <w:t>M</w:t>
+            </w:r>
+          </w:p>
+        </w:tc>
+        <w:tc>
+          <w:tcPr>
+            <w:tcW w:type="dxa" w:w="4104"/>
+          </w:tcPr>
+          <w:p>
+            <w:pPr>
+              <w:spacing w:before="20" w:after="20"/>
+            </w:pPr>
+            <w:r>
+              <w:rPr>
+                <w:sz w:val="18"/>
+              </w:rPr>
+            </w:r>
+            <w:r>
+              <w:rPr>
+                <w:sz w:val="18"/>
+              </w:rPr>
+              <w:t>LabKey compatibility contract for the bridge</w:t>
+            </w:r>
+          </w:p>
+        </w:tc>
+        <w:tc>
+          <w:tcPr>
+            <w:tcW w:type="dxa" w:w="1440"/>
+          </w:tcPr>
+          <w:p>
+            <w:pPr>
+              <w:spacing w:before="20" w:after="20"/>
+            </w:pPr>
+            <w:r>
+              <w:rPr>
+                <w:sz w:val="18"/>
+              </w:rPr>
+            </w:r>
+            <w:r>
+              <w:rPr>
+                <w:sz w:val="18"/>
+              </w:rPr>
+              <w:t>PR-031</w:t>
+            </w:r>
+          </w:p>
+        </w:tc>
+        <w:tc>
+          <w:tcPr>
+            <w:tcW w:type="dxa" w:w="936"/>
+          </w:tcPr>
+          <w:p>
+            <w:pPr>
+              <w:spacing w:before="20" w:after="20"/>
+            </w:pPr>
+            <w:r>
+              <w:rPr>
+                <w:sz w:val="18"/>
+              </w:rPr>
+            </w:r>
+            <w:r>
+              <w:rPr>
+                <w:sz w:val="18"/>
+              </w:rPr>
+              <w:t>todo</w:t>
+            </w:r>
+          </w:p>
+        </w:tc>
+      </w:tr>
     </w:tbl>
     <w:p/>
     <w:p>
@@ -36415,7 +38481,7 @@
               <w:rPr>
                 <w:sz w:val="18"/>
               </w:rPr>
-              <w:t>29 verification rows at this revision; PR-001 and the hardening pass added the rest</w:t>
+              <w:t>39 verification rows at this revision; PR-001 and the hardening pass added the rest</w:t>
             </w:r>
           </w:p>
         </w:tc>
@@ -36785,7 +38851,7 @@
         <w:rPr>
           <w:rStyle w:val="OSMMono"/>
         </w:rPr>
-        <w:t>e658548891c85251247237bade75dfdef7090b56</w:t>
+        <w:t>dfca4e1671fa665ab57af39a61c808e250dc3abf</w:t>
       </w:r>
       <w:r>
         <w:t xml:space="preserve"> on branch </w:t>
@@ -36794,7 +38860,7 @@
         <w:rPr>
           <w:rStyle w:val="OSMMono"/>
         </w:rPr>
-        <w:t>pr-001a-test-hardening</w:t>
+        <w:t>pr-001b-labkey-doc-harvest</w:t>
       </w:r>
       <w:r>
         <w:t xml:space="preserve">, dated 2026-08-26. The project version, revision, backlog, decision register, capability rollups and knowledge-base row counts are read from </w:t>
@@ -36873,7 +38939,7 @@
         <w:color w:val="606060"/>
         <w:sz w:val="16"/>
       </w:rPr>
-      <w:t>OSM Sample Manager Guide · version 0.1.0 · rev e658548</w:t>
+      <w:t>OSM Sample Manager Guide · version 0.1.0 · rev dfca4e1</w:t>
       <w:tab/>
     </w:r>
     <w:r>

--- a/osm-sample-manager/docs/OSM-Sample-Manager-Guide.docx
+++ b/osm-sample-manager/docs/OSM-Sample-Manager-Guide.docx
@@ -233,7 +233,7 @@
               <w:rPr>
                 <w:rStyle w:val="OSMMono"/>
               </w:rPr>
-              <w:t>dfca4e1</w:t>
+              <w:t>7967346</w:t>
             </w:r>
             <w:r>
               <w:rPr>
@@ -245,7 +245,7 @@
               <w:rPr>
                 <w:rStyle w:val="OSMMono"/>
               </w:rPr>
-              <w:t>pr-001b-labkey-doc-harvest</w:t>
+              <w:t>master</w:t>
             </w:r>
           </w:p>
         </w:tc>
@@ -24761,7 +24761,7 @@
               <w:rPr>
                 <w:rStyle w:val="OSMMono"/>
               </w:rPr>
-              <w:t>dfca4e1671fa665ab57af39a61c808e250dc3abf</w:t>
+              <w:t>7967346d50a2b7fd2fbc57adfae751fe9da614c1</w:t>
             </w:r>
           </w:p>
         </w:tc>
@@ -24805,7 +24805,7 @@
               <w:rPr>
                 <w:rStyle w:val="OSMMono"/>
               </w:rPr>
-              <w:t>pr-001b-labkey-doc-harvest</w:t>
+              <w:t>master</w:t>
             </w:r>
           </w:p>
         </w:tc>
@@ -38851,7 +38851,7 @@
         <w:rPr>
           <w:rStyle w:val="OSMMono"/>
         </w:rPr>
-        <w:t>dfca4e1671fa665ab57af39a61c808e250dc3abf</w:t>
+        <w:t>7967346d50a2b7fd2fbc57adfae751fe9da614c1</w:t>
       </w:r>
       <w:r>
         <w:t xml:space="preserve"> on branch </w:t>
@@ -38860,7 +38860,7 @@
         <w:rPr>
           <w:rStyle w:val="OSMMono"/>
         </w:rPr>
-        <w:t>pr-001b-labkey-doc-harvest</w:t>
+        <w:t>master</w:t>
       </w:r>
       <w:r>
         <w:t xml:space="preserve">, dated 2026-08-26. The project version, revision, backlog, decision register, capability rollups and knowledge-base row counts are read from </w:t>
@@ -38939,7 +38939,7 @@
         <w:color w:val="606060"/>
         <w:sz w:val="16"/>
       </w:rPr>
-      <w:t>OSM Sample Manager Guide · version 0.1.0 · rev dfca4e1</w:t>
+      <w:t>OSM Sample Manager Guide · version 0.1.0 · rev 7967346</w:t>
       <w:tab/>
     </w:r>
     <w:r>

--- a/osm-sample-manager/docs/OSM-Sample-Manager-Guide.docx
+++ b/osm-sample-manager/docs/OSM-Sample-Manager-Guide.docx
@@ -233,7 +233,7 @@
               <w:rPr>
                 <w:rStyle w:val="OSMMono"/>
               </w:rPr>
-              <w:t>7967346</w:t>
+              <w:t>e3b8bd7</w:t>
             </w:r>
             <w:r>
               <w:rPr>
@@ -289,7 +289,7 @@
               <w:rPr>
                 <w:sz w:val="18"/>
               </w:rPr>
-              <w:t>2026-08-26</w:t>
+              <w:t>2026-08-27</w:t>
             </w:r>
           </w:p>
         </w:tc>
@@ -6592,7 +6592,7 @@
               <w:rPr>
                 <w:sz w:val="18"/>
               </w:rPr>
-              <w:t>185</w:t>
+              <w:t>298</w:t>
             </w:r>
           </w:p>
         </w:tc>
@@ -24761,7 +24761,7 @@
               <w:rPr>
                 <w:rStyle w:val="OSMMono"/>
               </w:rPr>
-              <w:t>7967346d50a2b7fd2fbc57adfae751fe9da614c1</w:t>
+              <w:t>e3b8bd798fe5877cb997a29e0058e97ffef85169</w:t>
             </w:r>
           </w:p>
         </w:tc>
@@ -25113,7 +25113,7 @@
               <w:rPr>
                 <w:sz w:val="18"/>
               </w:rPr>
-              <w:t>185</w:t>
+              <w:t>298</w:t>
             </w:r>
           </w:p>
         </w:tc>
@@ -38851,7 +38851,7 @@
         <w:rPr>
           <w:rStyle w:val="OSMMono"/>
         </w:rPr>
-        <w:t>7967346d50a2b7fd2fbc57adfae751fe9da614c1</w:t>
+        <w:t>e3b8bd798fe5877cb997a29e0058e97ffef85169</w:t>
       </w:r>
       <w:r>
         <w:t xml:space="preserve"> on branch </w:t>
@@ -38863,7 +38863,7 @@
         <w:t>master</w:t>
       </w:r>
       <w:r>
-        <w:t xml:space="preserve">, dated 2026-08-26. The project version, revision, backlog, decision register, capability rollups and knowledge-base row counts are read from </w:t>
+        <w:t xml:space="preserve">, dated 2026-08-27. The project version, revision, backlog, decision register, capability rollups and knowledge-base row counts are read from </w:t>
       </w:r>
       <w:r>
         <w:rPr>
@@ -38939,7 +38939,7 @@
         <w:color w:val="606060"/>
         <w:sz w:val="16"/>
       </w:rPr>
-      <w:t>OSM Sample Manager Guide · version 0.1.0 · rev 7967346</w:t>
+      <w:t>OSM Sample Manager Guide · version 0.1.0 · rev e3b8bd7</w:t>
       <w:tab/>
     </w:r>
     <w:r>
